--- a/final_report.docx
+++ b/final_report.docx
@@ -1407,7 +1407,7 @@
               <w:rPr>
                 <w:sz w:val="17"/>
               </w:rPr>
-              <w:t>object</w:t>
+              <w:t>str</w:t>
             </w:r>
           </w:p>
         </w:tc>
@@ -1497,7 +1497,7 @@
               <w:rPr>
                 <w:sz w:val="17"/>
               </w:rPr>
-              <w:t>object</w:t>
+              <w:t>str</w:t>
             </w:r>
           </w:p>
         </w:tc>
@@ -1587,7 +1587,7 @@
               <w:rPr>
                 <w:sz w:val="17"/>
               </w:rPr>
-              <w:t>object</w:t>
+              <w:t>str</w:t>
             </w:r>
           </w:p>
         </w:tc>
@@ -1677,7 +1677,7 @@
               <w:rPr>
                 <w:sz w:val="17"/>
               </w:rPr>
-              <w:t>datetime64[ns]</w:t>
+              <w:t>datetime64[us]</w:t>
             </w:r>
           </w:p>
         </w:tc>
@@ -1767,7 +1767,7 @@
               <w:rPr>
                 <w:sz w:val="17"/>
               </w:rPr>
-              <w:t>datetime64[ns]</w:t>
+              <w:t>datetime64[us]</w:t>
             </w:r>
           </w:p>
         </w:tc>
@@ -1857,7 +1857,7 @@
               <w:rPr>
                 <w:sz w:val="17"/>
               </w:rPr>
-              <w:t>datetime64[ns]</w:t>
+              <w:t>datetime64[us]</w:t>
             </w:r>
           </w:p>
         </w:tc>
@@ -1947,7 +1947,7 @@
               <w:rPr>
                 <w:sz w:val="17"/>
               </w:rPr>
-              <w:t>datetime64[ns]</w:t>
+              <w:t>datetime64[us]</w:t>
             </w:r>
           </w:p>
         </w:tc>
@@ -2037,7 +2037,7 @@
               <w:rPr>
                 <w:sz w:val="17"/>
               </w:rPr>
-              <w:t>datetime64[ns]</w:t>
+              <w:t>datetime64[us]</w:t>
             </w:r>
           </w:p>
         </w:tc>
@@ -2757,7 +2757,7 @@
               <w:rPr>
                 <w:sz w:val="17"/>
               </w:rPr>
-              <w:t>object</w:t>
+              <w:t>str</w:t>
             </w:r>
           </w:p>
         </w:tc>
@@ -2847,7 +2847,7 @@
               <w:rPr>
                 <w:sz w:val="17"/>
               </w:rPr>
-              <w:t>object</w:t>
+              <w:t>str</w:t>
             </w:r>
           </w:p>
         </w:tc>
@@ -2937,7 +2937,7 @@
               <w:rPr>
                 <w:sz w:val="17"/>
               </w:rPr>
-              <w:t>object</w:t>
+              <w:t>str</w:t>
             </w:r>
           </w:p>
         </w:tc>
@@ -3117,7 +3117,7 @@
               <w:rPr>
                 <w:sz w:val="17"/>
               </w:rPr>
-              <w:t>object</w:t>
+              <w:t>str</w:t>
             </w:r>
           </w:p>
         </w:tc>
